--- a/String_pull_loadcell_effort_sensor/Load-Cell-main/Load Cell/circuit_diagram.docx
+++ b/String_pull_loadcell_effort_sensor/Load-Cell-main/Load Cell/circuit_diagram.docx
@@ -3,6 +3,271 @@
 <w:document xmlns:wpc="http://schemas.microsoft.com/office/word/2010/wordprocessingCanvas" xmlns:cx="http://schemas.microsoft.com/office/drawing/2014/chartex" xmlns:cx1="http://schemas.microsoft.com/office/drawing/2015/9/8/chartex" xmlns:cx2="http://schemas.microsoft.com/office/drawing/2015/10/21/chartex" xmlns:cx3="http://schemas.microsoft.com/office/drawing/2016/5/9/chartex" xmlns:cx4="http://schemas.microsoft.com/office/drawing/2016/5/10/chartex" xmlns:cx5="http://schemas.microsoft.com/office/drawing/2016/5/11/chartex" xmlns:cx6="http://schemas.microsoft.com/office/drawing/2016/5/12/chartex" xmlns:cx7="http://schemas.microsoft.com/office/drawing/2016/5/13/chartex" xmlns:cx8="http://schemas.microsoft.com/office/drawing/2016/5/14/chartex" xmlns:mc="http://schemas.openxmlformats.org/markup-compatibility/2006" xmlns:aink="http://schemas.microsoft.com/office/drawing/2016/ink" xmlns:am3d="http://schemas.microsoft.com/office/drawing/2017/model3d" xmlns:o="urn:schemas-microsoft-com:office:office" xmlns:oel="http://schemas.microsoft.com/office/2019/extlst" xmlns:r="http://schemas.openxmlformats.org/officeDocument/2006/relationships" xmlns:m="http://schemas.openxmlformats.org/officeDocument/2006/math" xmlns:v="urn:schemas-microsoft-com:vml" xmlns:wp14="http://schemas.microsoft.com/office/word/2010/wordprocessingDrawing" xmlns:wp="http://schemas.openxmlformats.org/drawingml/2006/wordprocessingDrawing" xmlns:w10="urn:schemas-microsoft-com:office:word" xmlns:w="http://schemas.openxmlformats.org/wordprocessingml/2006/main" xmlns:w14="http://schemas.microsoft.com/office/word/2010/wordml" xmlns:w15="http://schemas.microsoft.com/office/word/2012/wordml" xmlns:w16cex="http://schemas.microsoft.com/office/word/2018/wordml/cex" xmlns:w16cid="http://schemas.microsoft.com/office/word/2016/wordml/cid" xmlns:w16="http://schemas.microsoft.com/office/word/2018/wordml" xmlns:w16du="http://schemas.microsoft.com/office/word/2023/wordml/word16du" xmlns:w16sdtdh="http://schemas.microsoft.com/office/word/2020/wordml/sdtdatahash" xmlns:w16sdtfl="http://schemas.microsoft.com/office/word/2024/wordml/sdtformatlock" xmlns:w16se="http://schemas.microsoft.com/office/word/2015/wordml/symex" xmlns:wpg="http://schemas.microsoft.com/office/word/2010/wordprocessingGroup" xmlns:wpi="http://schemas.microsoft.com/office/word/2010/wordprocessingInk" xmlns:wne="http://schemas.microsoft.com/office/word/2006/wordml" xmlns:wps="http://schemas.microsoft.com/office/word/2010/wordprocessingShape" mc:Ignorable="w14 w15 w16se w16cid w16 w16cex w16sdtdh w16sdtfl w16du wp14">
   <w:body>
     <w:p>
+      <w:r>
+        <w:rPr>
+          <w:noProof/>
+        </w:rPr>
+        <mc:AlternateContent>
+          <mc:Choice Requires="wps">
+            <w:drawing>
+              <wp:anchor distT="45720" distB="45720" distL="114300" distR="114300" simplePos="0" relativeHeight="251688960" behindDoc="0" locked="0" layoutInCell="1" allowOverlap="1" wp14:anchorId="086771DC" wp14:editId="5457E377">
+                <wp:simplePos x="0" y="0"/>
+                <wp:positionH relativeFrom="column">
+                  <wp:posOffset>1185863</wp:posOffset>
+                </wp:positionH>
+                <wp:positionV relativeFrom="paragraph">
+                  <wp:posOffset>5140325</wp:posOffset>
+                </wp:positionV>
+                <wp:extent cx="1499870" cy="771525"/>
+                <wp:effectExtent l="0" t="0" r="24130" b="28575"/>
+                <wp:wrapSquare wrapText="bothSides"/>
+                <wp:docPr id="217" name="Text Box 2"/>
+                <wp:cNvGraphicFramePr>
+                  <a:graphicFrameLocks xmlns:a="http://schemas.openxmlformats.org/drawingml/2006/main"/>
+                </wp:cNvGraphicFramePr>
+                <a:graphic xmlns:a="http://schemas.openxmlformats.org/drawingml/2006/main">
+                  <a:graphicData uri="http://schemas.microsoft.com/office/word/2010/wordprocessingShape">
+                    <wps:wsp>
+                      <wps:cNvSpPr txBox="1">
+                        <a:spLocks noChangeArrowheads="1"/>
+                      </wps:cNvSpPr>
+                      <wps:spPr bwMode="auto">
+                        <a:xfrm>
+                          <a:off x="0" y="0"/>
+                          <a:ext cx="1499870" cy="771525"/>
+                        </a:xfrm>
+                        <a:prstGeom prst="rect">
+                          <a:avLst/>
+                        </a:prstGeom>
+                        <a:solidFill>
+                          <a:srgbClr val="FFFFFF"/>
+                        </a:solidFill>
+                        <a:ln w="9525">
+                          <a:solidFill>
+                            <a:srgbClr val="000000"/>
+                          </a:solidFill>
+                          <a:miter lim="800000"/>
+                          <a:headEnd/>
+                          <a:tailEnd/>
+                        </a:ln>
+                      </wps:spPr>
+                      <wps:txbx>
+                        <w:txbxContent>
+                          <w:p>
+                            <w:r>
+                              <w:t>GND pin 13</w:t>
+                            </w:r>
+                          </w:p>
+                          <w:p>
+                            <w:r>
+                              <w:t>Yellow – PWM sig pin 12, GP9</w:t>
+                            </w:r>
+                          </w:p>
+                          <w:p/>
+                        </w:txbxContent>
+                      </wps:txbx>
+                      <wps:bodyPr rot="0" vert="horz" wrap="square" lIns="91440" tIns="45720" rIns="91440" bIns="45720" anchor="t" anchorCtr="0">
+                        <a:noAutofit/>
+                      </wps:bodyPr>
+                    </wps:wsp>
+                  </a:graphicData>
+                </a:graphic>
+                <wp14:sizeRelH relativeFrom="margin">
+                  <wp14:pctWidth>0</wp14:pctWidth>
+                </wp14:sizeRelH>
+                <wp14:sizeRelV relativeFrom="margin">
+                  <wp14:pctHeight>0</wp14:pctHeight>
+                </wp14:sizeRelV>
+              </wp:anchor>
+            </w:drawing>
+          </mc:Choice>
+          <mc:Fallback>
+            <w:pict>
+              <v:shapetype w14:anchorId="086771DC" id="_x0000_t202" coordsize="21600,21600" o:spt="202" path="m,l,21600r21600,l21600,xe">
+                <v:stroke joinstyle="miter"/>
+                <v:path gradientshapeok="t" o:connecttype="rect"/>
+              </v:shapetype>
+              <v:shape id="Text Box 2" o:spid="_x0000_s1026" type="#_x0000_t202" style="position:absolute;margin-left:93.4pt;margin-top:404.75pt;width:118.1pt;height:60.75pt;z-index:251688960;visibility:visible;mso-wrap-style:square;mso-width-percent:0;mso-height-percent:0;mso-wrap-distance-left:9pt;mso-wrap-distance-top:3.6pt;mso-wrap-distance-right:9pt;mso-wrap-distance-bottom:3.6pt;mso-position-horizontal:absolute;mso-position-horizontal-relative:text;mso-position-vertical:absolute;mso-position-vertical-relative:text;mso-width-percent:0;mso-height-percent:0;mso-width-relative:margin;mso-height-relative:margin;v-text-anchor:top" o:gfxdata="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">
+                <v:textbox>
+                  <w:txbxContent>
+                    <w:p>
+                      <w:r>
+                        <w:t>GND pin 13</w:t>
+                      </w:r>
+                    </w:p>
+                    <w:p>
+                      <w:r>
+                        <w:t>Yellow – PWM sig pin 12, GP9</w:t>
+                      </w:r>
+                    </w:p>
+                    <w:p/>
+                  </w:txbxContent>
+                </v:textbox>
+                <w10:wrap type="square"/>
+              </v:shape>
+            </w:pict>
+          </mc:Fallback>
+        </mc:AlternateContent>
+      </w:r>
+      <w:r>
+        <w:rPr>
+          <w:noProof/>
+        </w:rPr>
+        <mc:AlternateContent>
+          <mc:Choice Requires="wps">
+            <w:drawing>
+              <wp:anchor distT="0" distB="0" distL="114300" distR="114300" simplePos="0" relativeHeight="251686912" behindDoc="0" locked="0" layoutInCell="1" allowOverlap="1" wp14:anchorId="72BADFE4" wp14:editId="2D64D543">
+                <wp:simplePos x="0" y="0"/>
+                <wp:positionH relativeFrom="column">
+                  <wp:posOffset>5614988</wp:posOffset>
+                </wp:positionH>
+                <wp:positionV relativeFrom="paragraph">
+                  <wp:posOffset>-604837</wp:posOffset>
+                </wp:positionV>
+                <wp:extent cx="638175" cy="2905125"/>
+                <wp:effectExtent l="38100" t="19050" r="9525" b="28575"/>
+                <wp:wrapNone/>
+                <wp:docPr id="368650827" name="Connector: Elbow 23"/>
+                <wp:cNvGraphicFramePr/>
+                <a:graphic xmlns:a="http://schemas.openxmlformats.org/drawingml/2006/main">
+                  <a:graphicData uri="http://schemas.microsoft.com/office/word/2010/wordprocessingShape">
+                    <wps:wsp>
+                      <wps:cNvCnPr/>
+                      <wps:spPr>
+                        <a:xfrm flipV="1">
+                          <a:off x="0" y="0"/>
+                          <a:ext cx="638175" cy="2905125"/>
+                        </a:xfrm>
+                        <a:prstGeom prst="bentConnector3">
+                          <a:avLst>
+                            <a:gd name="adj1" fmla="val -31"/>
+                          </a:avLst>
+                        </a:prstGeom>
+                        <a:ln w="38100">
+                          <a:solidFill>
+                            <a:srgbClr val="FFC000"/>
+                          </a:solidFill>
+                        </a:ln>
+                      </wps:spPr>
+                      <wps:style>
+                        <a:lnRef idx="3">
+                          <a:schemeClr val="accent2"/>
+                        </a:lnRef>
+                        <a:fillRef idx="0">
+                          <a:schemeClr val="accent2"/>
+                        </a:fillRef>
+                        <a:effectRef idx="2">
+                          <a:schemeClr val="accent2"/>
+                        </a:effectRef>
+                        <a:fontRef idx="minor">
+                          <a:schemeClr val="tx1"/>
+                        </a:fontRef>
+                      </wps:style>
+                      <wps:bodyPr/>
+                    </wps:wsp>
+                  </a:graphicData>
+                </a:graphic>
+                <wp14:sizeRelH relativeFrom="margin">
+                  <wp14:pctWidth>0</wp14:pctWidth>
+                </wp14:sizeRelH>
+                <wp14:sizeRelV relativeFrom="margin">
+                  <wp14:pctHeight>0</wp14:pctHeight>
+                </wp14:sizeRelV>
+              </wp:anchor>
+            </w:drawing>
+          </mc:Choice>
+          <mc:Fallback>
+            <w:pict>
+              <v:shapetype w14:anchorId="3D0617D5" id="_x0000_t34" coordsize="21600,21600" o:spt="34" o:oned="t" adj="10800" path="m,l@0,0@0,21600,21600,21600e" filled="f">
+                <v:stroke joinstyle="miter"/>
+                <v:formulas>
+                  <v:f eqn="val #0"/>
+                </v:formulas>
+                <v:path arrowok="t" fillok="f" o:connecttype="none"/>
+                <v:handles>
+                  <v:h position="#0,center"/>
+                </v:handles>
+                <o:lock v:ext="edit" shapetype="t"/>
+              </v:shapetype>
+              <v:shape id="Connector: Elbow 23" o:spid="_x0000_s1026" type="#_x0000_t34" style="position:absolute;margin-left:442.15pt;margin-top:-47.6pt;width:50.25pt;height:228.75pt;flip:y;z-index:251686912;visibility:visible;mso-wrap-style:square;mso-width-percent:0;mso-height-percent:0;mso-wrap-distance-left:9pt;mso-wrap-distance-top:0;mso-wrap-distance-right:9pt;mso-wrap-distance-bottom:0;mso-position-horizontal:absolute;mso-position-horizontal-relative:text;mso-position-vertical:absolute;mso-position-vertical-relative:text;mso-width-percent:0;mso-height-percent:0;mso-width-relative:margin;mso-height-relative:margin" o:gfxdata="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" adj="-7" strokecolor="#ffc000" strokeweight="3pt"/>
+            </w:pict>
+          </mc:Fallback>
+        </mc:AlternateContent>
+      </w:r>
+      <w:r>
+        <w:rPr>
+          <w:noProof/>
+        </w:rPr>
+        <mc:AlternateContent>
+          <mc:Choice Requires="wps">
+            <w:drawing>
+              <wp:anchor distT="0" distB="0" distL="114300" distR="114300" simplePos="0" relativeHeight="251684864" behindDoc="0" locked="0" layoutInCell="1" allowOverlap="1" wp14:anchorId="66502764" wp14:editId="60301EFA">
+                <wp:simplePos x="0" y="0"/>
+                <wp:positionH relativeFrom="column">
+                  <wp:posOffset>5405438</wp:posOffset>
+                </wp:positionH>
+                <wp:positionV relativeFrom="paragraph">
+                  <wp:posOffset>-442911</wp:posOffset>
+                </wp:positionV>
+                <wp:extent cx="600075" cy="2705100"/>
+                <wp:effectExtent l="38100" t="19050" r="9525" b="19050"/>
+                <wp:wrapNone/>
+                <wp:docPr id="1520746059" name="Connector: Elbow 23"/>
+                <wp:cNvGraphicFramePr/>
+                <a:graphic xmlns:a="http://schemas.openxmlformats.org/drawingml/2006/main">
+                  <a:graphicData uri="http://schemas.microsoft.com/office/word/2010/wordprocessingShape">
+                    <wps:wsp>
+                      <wps:cNvCnPr/>
+                      <wps:spPr>
+                        <a:xfrm flipV="1">
+                          <a:off x="0" y="0"/>
+                          <a:ext cx="600075" cy="2705100"/>
+                        </a:xfrm>
+                        <a:prstGeom prst="bentConnector3">
+                          <a:avLst>
+                            <a:gd name="adj1" fmla="val -31"/>
+                          </a:avLst>
+                        </a:prstGeom>
+                        <a:ln w="38100">
+                          <a:solidFill>
+                            <a:schemeClr val="tx1"/>
+                          </a:solidFill>
+                        </a:ln>
+                      </wps:spPr>
+                      <wps:style>
+                        <a:lnRef idx="3">
+                          <a:schemeClr val="accent2"/>
+                        </a:lnRef>
+                        <a:fillRef idx="0">
+                          <a:schemeClr val="accent2"/>
+                        </a:fillRef>
+                        <a:effectRef idx="2">
+                          <a:schemeClr val="accent2"/>
+                        </a:effectRef>
+                        <a:fontRef idx="minor">
+                          <a:schemeClr val="tx1"/>
+                        </a:fontRef>
+                      </wps:style>
+                      <wps:bodyPr/>
+                    </wps:wsp>
+                  </a:graphicData>
+                </a:graphic>
+                <wp14:sizeRelH relativeFrom="margin">
+                  <wp14:pctWidth>0</wp14:pctWidth>
+                </wp14:sizeRelH>
+                <wp14:sizeRelV relativeFrom="margin">
+                  <wp14:pctHeight>0</wp14:pctHeight>
+                </wp14:sizeRelV>
+              </wp:anchor>
+            </w:drawing>
+          </mc:Choice>
+          <mc:Fallback>
+            <w:pict>
+              <v:shape w14:anchorId="205174C0" id="Connector: Elbow 23" o:spid="_x0000_s1026" type="#_x0000_t34" style="position:absolute;margin-left:425.65pt;margin-top:-34.85pt;width:47.25pt;height:213pt;flip:y;z-index:251684864;visibility:visible;mso-wrap-style:square;mso-width-percent:0;mso-height-percent:0;mso-wrap-distance-left:9pt;mso-wrap-distance-top:0;mso-wrap-distance-right:9pt;mso-wrap-distance-bottom:0;mso-position-horizontal:absolute;mso-position-horizontal-relative:text;mso-position-vertical:absolute;mso-position-vertical-relative:text;mso-width-percent:0;mso-height-percent:0;mso-width-relative:margin;mso-height-relative:margin" o:gfxdata="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" adj="-7" strokecolor="black [3213]" strokeweight="3pt"/>
+            </w:pict>
+          </mc:Fallback>
+        </mc:AlternateContent>
+      </w:r>
       <w:r>
         <w:rPr>
           <w:noProof/>
@@ -872,7 +1137,7 @@
           <w:noProof/>
         </w:rPr>
         <w:drawing>
-          <wp:anchor distT="0" distB="0" distL="114300" distR="114300" simplePos="0" relativeHeight="251641856" behindDoc="1" locked="0" layoutInCell="1" allowOverlap="1" wp14:anchorId="6F50BE98" wp14:editId="0DE0D274">
+          <wp:anchor distT="0" distB="0" distL="114300" distR="114300" simplePos="0" relativeHeight="251641856" behindDoc="1" locked="0" layoutInCell="1" allowOverlap="1" wp14:anchorId="6F50BE98" wp14:editId="4DF094A6">
             <wp:simplePos x="0" y="0"/>
             <wp:positionH relativeFrom="margin">
               <wp:posOffset>4693755</wp:posOffset>
@@ -1225,6 +1490,9 @@
         </mc:AlternateContent>
       </w:r>
       <w:r>
+        <w:rPr>
+          <w:noProof/>
+        </w:rPr>
         <w:drawing>
           <wp:anchor distT="0" distB="0" distL="114300" distR="114300" simplePos="0" relativeHeight="251638784" behindDoc="1" locked="0" layoutInCell="1" allowOverlap="1" wp14:anchorId="7A6BA9BC" wp14:editId="5EEF285E">
             <wp:simplePos x="0" y="0"/>
@@ -1678,6 +1946,9 @@
         </w:drawing>
       </w:r>
       <w:r>
+        <w:rPr>
+          <w:noProof/>
+        </w:rPr>
         <w:drawing>
           <wp:anchor distT="0" distB="0" distL="114300" distR="114300" simplePos="0" relativeHeight="251640832" behindDoc="1" locked="0" layoutInCell="1" allowOverlap="1" wp14:anchorId="71C212CB" wp14:editId="68227B4B">
             <wp:simplePos x="0" y="0"/>

--- a/String_pull_loadcell_effort_sensor/Load-Cell-main/Load Cell/circuit_diagram.docx
+++ b/String_pull_loadcell_effort_sensor/Load-Cell-main/Load Cell/circuit_diagram.docx
@@ -4,22 +4,19 @@
   <w:body>
     <w:p>
       <w:r>
-        <w:rPr>
-          <w:noProof/>
-        </w:rPr>
         <mc:AlternateContent>
           <mc:Choice Requires="wps">
             <w:drawing>
-              <wp:anchor distT="45720" distB="45720" distL="114300" distR="114300" simplePos="0" relativeHeight="251688960" behindDoc="0" locked="0" layoutInCell="1" allowOverlap="1" wp14:anchorId="086771DC" wp14:editId="5457E377">
+              <wp:anchor distT="45720" distB="45720" distL="114300" distR="114300" simplePos="0" relativeHeight="251685888" behindDoc="0" locked="0" layoutInCell="1" allowOverlap="1" wp14:anchorId="40457F87" wp14:editId="453A35EF">
                 <wp:simplePos x="0" y="0"/>
                 <wp:positionH relativeFrom="column">
-                  <wp:posOffset>1185863</wp:posOffset>
+                  <wp:posOffset>461645</wp:posOffset>
                 </wp:positionH>
                 <wp:positionV relativeFrom="paragraph">
-                  <wp:posOffset>5140325</wp:posOffset>
+                  <wp:posOffset>4930775</wp:posOffset>
                 </wp:positionV>
-                <wp:extent cx="1499870" cy="771525"/>
-                <wp:effectExtent l="0" t="0" r="24130" b="28575"/>
+                <wp:extent cx="1499870" cy="995362"/>
+                <wp:effectExtent l="0" t="0" r="24130" b="14605"/>
                 <wp:wrapSquare wrapText="bothSides"/>
                 <wp:docPr id="217" name="Text Box 2"/>
                 <wp:cNvGraphicFramePr>
@@ -34,7 +31,7 @@
                       <wps:spPr bwMode="auto">
                         <a:xfrm>
                           <a:off x="0" y="0"/>
-                          <a:ext cx="1499870" cy="771525"/>
+                          <a:ext cx="1499870" cy="995362"/>
                         </a:xfrm>
                         <a:prstGeom prst="rect">
                           <a:avLst/>
@@ -83,11 +80,11 @@
           </mc:Choice>
           <mc:Fallback>
             <w:pict>
-              <v:shapetype w14:anchorId="086771DC" id="_x0000_t202" coordsize="21600,21600" o:spt="202" path="m,l,21600r21600,l21600,xe">
+              <v:shapetype w14:anchorId="40457F87" id="_x0000_t202" coordsize="21600,21600" o:spt="202" path="m,l,21600r21600,l21600,xe">
                 <v:stroke joinstyle="miter"/>
                 <v:path gradientshapeok="t" o:connecttype="rect"/>
               </v:shapetype>
-              <v:shape id="Text Box 2" o:spid="_x0000_s1026" type="#_x0000_t202" style="position:absolute;margin-left:93.4pt;margin-top:404.75pt;width:118.1pt;height:60.75pt;z-index:251688960;visibility:visible;mso-wrap-style:square;mso-width-percent:0;mso-height-percent:0;mso-wrap-distance-left:9pt;mso-wrap-distance-top:3.6pt;mso-wrap-distance-right:9pt;mso-wrap-distance-bottom:3.6pt;mso-position-horizontal:absolute;mso-position-horizontal-relative:text;mso-position-vertical:absolute;mso-position-vertical-relative:text;mso-width-percent:0;mso-height-percent:0;mso-width-relative:margin;mso-height-relative:margin;v-text-anchor:top" o:gfxdata="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">
+              <v:shape id="Text Box 2" o:spid="_x0000_s1026" type="#_x0000_t202" style="position:absolute;margin-left:36.35pt;margin-top:388.25pt;width:118.1pt;height:78.35pt;z-index:251685888;visibility:visible;mso-wrap-style:square;mso-width-percent:0;mso-height-percent:0;mso-wrap-distance-left:9pt;mso-wrap-distance-top:3.6pt;mso-wrap-distance-right:9pt;mso-wrap-distance-bottom:3.6pt;mso-position-horizontal:absolute;mso-position-horizontal-relative:text;mso-position-vertical:absolute;mso-position-vertical-relative:text;mso-width-percent:0;mso-height-percent:0;mso-width-relative:margin;mso-height-relative:margin;v-text-anchor:top" o:gfxdata="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">
                 <v:textbox>
                   <w:txbxContent>
                     <w:p>
@@ -110,13 +107,10 @@
         </mc:AlternateContent>
       </w:r>
       <w:r>
-        <w:rPr>
-          <w:noProof/>
-        </w:rPr>
         <mc:AlternateContent>
           <mc:Choice Requires="wps">
             <w:drawing>
-              <wp:anchor distT="0" distB="0" distL="114300" distR="114300" simplePos="0" relativeHeight="251686912" behindDoc="0" locked="0" layoutInCell="1" allowOverlap="1" wp14:anchorId="72BADFE4" wp14:editId="2D64D543">
+              <wp:anchor distT="0" distB="0" distL="114300" distR="114300" simplePos="0" relativeHeight="251684864" behindDoc="0" locked="0" layoutInCell="1" allowOverlap="1" wp14:anchorId="6533EE22" wp14:editId="1443862A">
                 <wp:simplePos x="0" y="0"/>
                 <wp:positionH relativeFrom="column">
                   <wp:posOffset>5614988</wp:posOffset>
@@ -178,7 +172,7 @@
           </mc:Choice>
           <mc:Fallback>
             <w:pict>
-              <v:shapetype w14:anchorId="3D0617D5" id="_x0000_t34" coordsize="21600,21600" o:spt="34" o:oned="t" adj="10800" path="m,l@0,0@0,21600,21600,21600e" filled="f">
+              <v:shapetype w14:anchorId="00896E14" id="_x0000_t34" coordsize="21600,21600" o:spt="34" o:oned="t" adj="10800" path="m,l@0,0@0,21600,21600,21600e" filled="f">
                 <v:stroke joinstyle="miter"/>
                 <v:formulas>
                   <v:f eqn="val #0"/>
@@ -189,19 +183,16 @@
                 </v:handles>
                 <o:lock v:ext="edit" shapetype="t"/>
               </v:shapetype>
-              <v:shape id="Connector: Elbow 23" o:spid="_x0000_s1026" type="#_x0000_t34" style="position:absolute;margin-left:442.15pt;margin-top:-47.6pt;width:50.25pt;height:228.75pt;flip:y;z-index:251686912;visibility:visible;mso-wrap-style:square;mso-width-percent:0;mso-height-percent:0;mso-wrap-distance-left:9pt;mso-wrap-distance-top:0;mso-wrap-distance-right:9pt;mso-wrap-distance-bottom:0;mso-position-horizontal:absolute;mso-position-horizontal-relative:text;mso-position-vertical:absolute;mso-position-vertical-relative:text;mso-width-percent:0;mso-height-percent:0;mso-width-relative:margin;mso-height-relative:margin" o:gfxdata="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" adj="-7" strokecolor="#ffc000" strokeweight="3pt"/>
+              <v:shape id="Connector: Elbow 23" o:spid="_x0000_s1026" type="#_x0000_t34" style="position:absolute;margin-left:442.15pt;margin-top:-47.6pt;width:50.25pt;height:228.75pt;flip:y;z-index:251684864;visibility:visible;mso-wrap-style:square;mso-width-percent:0;mso-height-percent:0;mso-wrap-distance-left:9pt;mso-wrap-distance-top:0;mso-wrap-distance-right:9pt;mso-wrap-distance-bottom:0;mso-position-horizontal:absolute;mso-position-horizontal-relative:text;mso-position-vertical:absolute;mso-position-vertical-relative:text;mso-width-percent:0;mso-height-percent:0;mso-width-relative:margin;mso-height-relative:margin" o:gfxdata="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" adj="-7" strokecolor="#ffc000" strokeweight="3pt"/>
             </w:pict>
           </mc:Fallback>
         </mc:AlternateContent>
       </w:r>
       <w:r>
-        <w:rPr>
-          <w:noProof/>
-        </w:rPr>
         <mc:AlternateContent>
           <mc:Choice Requires="wps">
             <w:drawing>
-              <wp:anchor distT="0" distB="0" distL="114300" distR="114300" simplePos="0" relativeHeight="251684864" behindDoc="0" locked="0" layoutInCell="1" allowOverlap="1" wp14:anchorId="66502764" wp14:editId="60301EFA">
+              <wp:anchor distT="0" distB="0" distL="114300" distR="114300" simplePos="0" relativeHeight="251683840" behindDoc="0" locked="0" layoutInCell="1" allowOverlap="1" wp14:anchorId="7D7EBDBD" wp14:editId="0241FC9E">
                 <wp:simplePos x="0" y="0"/>
                 <wp:positionH relativeFrom="column">
                   <wp:posOffset>5405438</wp:posOffset>
@@ -263,19 +254,16 @@
           </mc:Choice>
           <mc:Fallback>
             <w:pict>
-              <v:shape w14:anchorId="205174C0" id="Connector: Elbow 23" o:spid="_x0000_s1026" type="#_x0000_t34" style="position:absolute;margin-left:425.65pt;margin-top:-34.85pt;width:47.25pt;height:213pt;flip:y;z-index:251684864;visibility:visible;mso-wrap-style:square;mso-width-percent:0;mso-height-percent:0;mso-wrap-distance-left:9pt;mso-wrap-distance-top:0;mso-wrap-distance-right:9pt;mso-wrap-distance-bottom:0;mso-position-horizontal:absolute;mso-position-horizontal-relative:text;mso-position-vertical:absolute;mso-position-vertical-relative:text;mso-width-percent:0;mso-height-percent:0;mso-width-relative:margin;mso-height-relative:margin" o:gfxdata="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" adj="-7" strokecolor="black [3213]" strokeweight="3pt"/>
+              <v:shape w14:anchorId="3D07B7F6" id="Connector: Elbow 23" o:spid="_x0000_s1026" type="#_x0000_t34" style="position:absolute;margin-left:425.65pt;margin-top:-34.85pt;width:47.25pt;height:213pt;flip:y;z-index:251683840;visibility:visible;mso-wrap-style:square;mso-width-percent:0;mso-height-percent:0;mso-wrap-distance-left:9pt;mso-wrap-distance-top:0;mso-wrap-distance-right:9pt;mso-wrap-distance-bottom:0;mso-position-horizontal:absolute;mso-position-horizontal-relative:text;mso-position-vertical:absolute;mso-position-vertical-relative:text;mso-width-percent:0;mso-height-percent:0;mso-width-relative:margin;mso-height-relative:margin" o:gfxdata="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" adj="-7" strokecolor="black [3213]" strokeweight="3pt"/>
             </w:pict>
           </mc:Fallback>
         </mc:AlternateContent>
       </w:r>
       <w:r>
-        <w:rPr>
-          <w:noProof/>
-        </w:rPr>
         <mc:AlternateContent>
           <mc:Choice Requires="wps">
             <w:drawing>
-              <wp:anchor distT="0" distB="0" distL="114300" distR="114300" simplePos="0" relativeHeight="251662336" behindDoc="0" locked="0" layoutInCell="1" allowOverlap="1" wp14:anchorId="1FD3AFA3" wp14:editId="168F78D8">
+              <wp:anchor distT="0" distB="0" distL="114300" distR="114300" simplePos="0" relativeHeight="251674624" behindDoc="0" locked="0" layoutInCell="1" allowOverlap="1" wp14:anchorId="3884DDBD" wp14:editId="5C3B792C">
                 <wp:simplePos x="0" y="0"/>
                 <wp:positionH relativeFrom="column">
                   <wp:posOffset>6877050</wp:posOffset>
@@ -337,30 +325,16 @@
           </mc:Choice>
           <mc:Fallback>
             <w:pict>
-              <v:shapetype w14:anchorId="4A8EF06F" id="_x0000_t34" coordsize="21600,21600" o:spt="34" o:oned="t" adj="10800" path="m,l@0,0@0,21600,21600,21600e" filled="f">
-                <v:stroke joinstyle="miter"/>
-                <v:formulas>
-                  <v:f eqn="val #0"/>
-                </v:formulas>
-                <v:path arrowok="t" fillok="f" o:connecttype="none"/>
-                <v:handles>
-                  <v:h position="#0,center"/>
-                </v:handles>
-                <o:lock v:ext="edit" shapetype="t"/>
-              </v:shapetype>
-              <v:shape id="Connector: Elbow 17" o:spid="_x0000_s1026" type="#_x0000_t34" style="position:absolute;margin-left:541.5pt;margin-top:49.5pt;width:77.25pt;height:269.25pt;z-index:251662336;visibility:visible;mso-wrap-style:square;mso-width-percent:0;mso-height-percent:0;mso-wrap-distance-left:9pt;mso-wrap-distance-top:0;mso-wrap-distance-right:9pt;mso-wrap-distance-bottom:0;mso-position-horizontal:absolute;mso-position-horizontal-relative:text;mso-position-vertical:absolute;mso-position-vertical-relative:text;mso-width-percent:0;mso-height-percent:0;mso-width-relative:margin;mso-height-relative:margin" o:gfxdata="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" adj="39946" strokecolor="red" strokeweight="3pt"/>
+              <v:shape w14:anchorId="512C2A97" id="Connector: Elbow 17" o:spid="_x0000_s1026" type="#_x0000_t34" style="position:absolute;margin-left:541.5pt;margin-top:49.5pt;width:77.25pt;height:269.25pt;z-index:251674624;visibility:visible;mso-wrap-style:square;mso-width-percent:0;mso-height-percent:0;mso-wrap-distance-left:9pt;mso-wrap-distance-top:0;mso-wrap-distance-right:9pt;mso-wrap-distance-bottom:0;mso-position-horizontal:absolute;mso-position-horizontal-relative:text;mso-position-vertical:absolute;mso-position-vertical-relative:text;mso-width-percent:0;mso-height-percent:0;mso-width-relative:margin;mso-height-relative:margin" o:gfxdata="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" adj="39946" strokecolor="red" strokeweight="3pt"/>
             </w:pict>
           </mc:Fallback>
         </mc:AlternateContent>
       </w:r>
       <w:r>
-        <w:rPr>
-          <w:noProof/>
-        </w:rPr>
         <mc:AlternateContent>
           <mc:Choice Requires="wps">
             <w:drawing>
-              <wp:anchor distT="0" distB="0" distL="114300" distR="114300" simplePos="0" relativeHeight="251682816" behindDoc="0" locked="0" layoutInCell="1" allowOverlap="1" wp14:anchorId="0261A0C8" wp14:editId="48154B02">
+              <wp:anchor distT="0" distB="0" distL="114300" distR="114300" simplePos="0" relativeHeight="251682816" behindDoc="0" locked="0" layoutInCell="1" allowOverlap="1" wp14:anchorId="70A471D6" wp14:editId="6FB00B50">
                 <wp:simplePos x="0" y="0"/>
                 <wp:positionH relativeFrom="column">
                   <wp:posOffset>7877175</wp:posOffset>
@@ -420,7 +394,7 @@
           </mc:Choice>
           <mc:Fallback>
             <w:pict>
-              <v:line w14:anchorId="44EC2440" id="Straight Connector 32" o:spid="_x0000_s1026" style="position:absolute;flip:x;z-index:251682816;visibility:visible;mso-wrap-style:square;mso-width-percent:0;mso-height-percent:0;mso-wrap-distance-left:9pt;mso-wrap-distance-top:0;mso-wrap-distance-right:9pt;mso-wrap-distance-bottom:0;mso-position-horizontal:absolute;mso-position-horizontal-relative:text;mso-position-vertical:absolute;mso-position-vertical-relative:text;mso-width-percent:0;mso-height-percent:0;mso-width-relative:margin;mso-height-relative:margin" from="620.25pt,296.25pt" to="621pt,320.1pt" o:gfxdata="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" strokecolor="red" strokeweight="3pt">
+              <v:line w14:anchorId="7C6891F0" id="Straight Connector 32" o:spid="_x0000_s1026" style="position:absolute;flip:x;z-index:251682816;visibility:visible;mso-wrap-style:square;mso-width-percent:0;mso-height-percent:0;mso-wrap-distance-left:9pt;mso-wrap-distance-top:0;mso-wrap-distance-right:9pt;mso-wrap-distance-bottom:0;mso-position-horizontal:absolute;mso-position-horizontal-relative:text;mso-position-vertical:absolute;mso-position-vertical-relative:text;mso-width-percent:0;mso-height-percent:0;mso-width-relative:margin;mso-height-relative:margin" from="620.25pt,296.25pt" to="621pt,320.1pt" o:gfxdata="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" strokecolor="red" strokeweight="3pt">
                 <v:stroke joinstyle="miter"/>
               </v:line>
             </w:pict>
@@ -428,13 +402,10 @@
         </mc:AlternateContent>
       </w:r>
       <w:r>
-        <w:rPr>
-          <w:noProof/>
-        </w:rPr>
         <mc:AlternateContent>
           <mc:Choice Requires="wps">
             <w:drawing>
-              <wp:anchor distT="0" distB="0" distL="114300" distR="114300" simplePos="0" relativeHeight="251661312" behindDoc="0" locked="0" layoutInCell="1" allowOverlap="1" wp14:anchorId="7FE480B1" wp14:editId="331106EF">
+              <wp:anchor distT="0" distB="0" distL="114300" distR="114300" simplePos="0" relativeHeight="251673600" behindDoc="0" locked="0" layoutInCell="1" allowOverlap="1" wp14:anchorId="4FAEDD8B" wp14:editId="0276037A">
                 <wp:simplePos x="0" y="0"/>
                 <wp:positionH relativeFrom="column">
                   <wp:posOffset>6875813</wp:posOffset>
@@ -492,19 +463,16 @@
           </mc:Choice>
           <mc:Fallback>
             <w:pict>
-              <v:shape w14:anchorId="6D98881C" id="Connector: Elbow 16" o:spid="_x0000_s1026" type="#_x0000_t34" style="position:absolute;margin-left:541.4pt;margin-top:57.6pt;width:44.9pt;height:276.2pt;z-index:251661312;visibility:visible;mso-wrap-style:square;mso-width-percent:0;mso-height-percent:0;mso-wrap-distance-left:9pt;mso-wrap-distance-top:0;mso-wrap-distance-right:9pt;mso-wrap-distance-bottom:0;mso-position-horizontal:absolute;mso-position-horizontal-relative:text;mso-position-vertical:absolute;mso-position-vertical-relative:text;mso-width-percent:0;mso-height-percent:0;mso-width-relative:margin;mso-height-relative:margin" o:gfxdata="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" adj="61286" strokecolor="black [3200]" strokeweight="3pt"/>
+              <v:shape w14:anchorId="0AD7309B" id="Connector: Elbow 16" o:spid="_x0000_s1026" type="#_x0000_t34" style="position:absolute;margin-left:541.4pt;margin-top:57.6pt;width:44.9pt;height:276.2pt;z-index:251673600;visibility:visible;mso-wrap-style:square;mso-width-percent:0;mso-height-percent:0;mso-wrap-distance-left:9pt;mso-wrap-distance-top:0;mso-wrap-distance-right:9pt;mso-wrap-distance-bottom:0;mso-position-horizontal:absolute;mso-position-horizontal-relative:text;mso-position-vertical:absolute;mso-position-vertical-relative:text;mso-width-percent:0;mso-height-percent:0;mso-width-relative:margin;mso-height-relative:margin" o:gfxdata="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" adj="61286" strokecolor="black [3200]" strokeweight="3pt"/>
             </w:pict>
           </mc:Fallback>
         </mc:AlternateContent>
       </w:r>
       <w:r>
-        <w:rPr>
-          <w:noProof/>
-        </w:rPr>
         <mc:AlternateContent>
           <mc:Choice Requires="wps">
             <w:drawing>
-              <wp:anchor distT="0" distB="0" distL="114300" distR="114300" simplePos="0" relativeHeight="251681792" behindDoc="0" locked="0" layoutInCell="1" allowOverlap="1" wp14:anchorId="6E86AA3D" wp14:editId="25546FA5">
+              <wp:anchor distT="0" distB="0" distL="114300" distR="114300" simplePos="0" relativeHeight="251681792" behindDoc="0" locked="0" layoutInCell="1" allowOverlap="1" wp14:anchorId="04701AF8" wp14:editId="5BC73FB0">
                 <wp:simplePos x="0" y="0"/>
                 <wp:positionH relativeFrom="column">
                   <wp:posOffset>7457704</wp:posOffset>
@@ -553,7 +521,7 @@
           </mc:Choice>
           <mc:Fallback>
             <w:pict>
-              <v:line w14:anchorId="1B0AB7F4" id="Straight Connector 31" o:spid="_x0000_s1026" style="position:absolute;z-index:251681792;visibility:visible;mso-wrap-style:square;mso-wrap-distance-left:9pt;mso-wrap-distance-top:0;mso-wrap-distance-right:9pt;mso-wrap-distance-bottom:0;mso-position-horizontal:absolute;mso-position-horizontal-relative:text;mso-position-vertical:absolute;mso-position-vertical-relative:text" from="587.2pt,296.4pt" to="587.2pt,333.8pt" o:gfxdata="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" strokecolor="black [3200]" strokeweight="2pt">
+              <v:line w14:anchorId="7AC1AAAD" id="Straight Connector 31" o:spid="_x0000_s1026" style="position:absolute;z-index:251681792;visibility:visible;mso-wrap-style:square;mso-wrap-distance-left:9pt;mso-wrap-distance-top:0;mso-wrap-distance-right:9pt;mso-wrap-distance-bottom:0;mso-position-horizontal:absolute;mso-position-horizontal-relative:text;mso-position-vertical:absolute;mso-position-vertical-relative:text" from="587.2pt,296.4pt" to="587.2pt,333.8pt" o:gfxdata="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" strokecolor="black [3200]" strokeweight="2pt">
                 <v:stroke joinstyle="miter"/>
               </v:line>
             </w:pict>
@@ -561,13 +529,10 @@
         </mc:AlternateContent>
       </w:r>
       <w:r>
-        <w:rPr>
-          <w:noProof/>
-        </w:rPr>
         <mc:AlternateContent>
           <mc:Choice Requires="wps">
             <w:drawing>
-              <wp:anchor distT="0" distB="0" distL="114300" distR="114300" simplePos="0" relativeHeight="251660288" behindDoc="0" locked="0" layoutInCell="1" allowOverlap="1" wp14:anchorId="207B7437" wp14:editId="7DF835D6">
+              <wp:anchor distT="0" distB="0" distL="114300" distR="114300" simplePos="0" relativeHeight="251672576" behindDoc="0" locked="0" layoutInCell="1" allowOverlap="1" wp14:anchorId="05E31820" wp14:editId="74213BF8">
                 <wp:simplePos x="0" y="0"/>
                 <wp:positionH relativeFrom="column">
                   <wp:posOffset>4566787</wp:posOffset>
@@ -625,19 +590,16 @@
           </mc:Choice>
           <mc:Fallback>
             <w:pict>
-              <v:shape w14:anchorId="46CB4C6B" id="Connector: Elbow 14" o:spid="_x0000_s1026" type="#_x0000_t34" style="position:absolute;margin-left:359.6pt;margin-top:96.9pt;width:46.25pt;height:86.9pt;rotation:180;flip:x;z-index:251660288;visibility:visible;mso-wrap-style:square;mso-width-percent:0;mso-height-percent:0;mso-wrap-distance-left:9pt;mso-wrap-distance-top:0;mso-wrap-distance-right:9pt;mso-wrap-distance-bottom:0;mso-position-horizontal:absolute;mso-position-horizontal-relative:text;mso-position-vertical:absolute;mso-position-vertical-relative:text;mso-width-percent:0;mso-height-percent:0;mso-width-relative:margin;mso-height-relative:margin" o:gfxdata="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" adj="-160" strokecolor="#a02b93 [3208]" strokeweight="3pt"/>
+              <v:shape w14:anchorId="7E5CD4EF" id="Connector: Elbow 14" o:spid="_x0000_s1026" type="#_x0000_t34" style="position:absolute;margin-left:359.6pt;margin-top:96.9pt;width:46.25pt;height:86.9pt;rotation:180;flip:x;z-index:251672576;visibility:visible;mso-wrap-style:square;mso-width-percent:0;mso-height-percent:0;mso-wrap-distance-left:9pt;mso-wrap-distance-top:0;mso-wrap-distance-right:9pt;mso-wrap-distance-bottom:0;mso-position-horizontal:absolute;mso-position-horizontal-relative:text;mso-position-vertical:absolute;mso-position-vertical-relative:text;mso-width-percent:0;mso-height-percent:0;mso-width-relative:margin;mso-height-relative:margin" o:gfxdata="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" adj="-160" strokecolor="#a02b93 [3208]" strokeweight="3pt"/>
             </w:pict>
           </mc:Fallback>
         </mc:AlternateContent>
       </w:r>
       <w:r>
-        <w:rPr>
-          <w:noProof/>
-        </w:rPr>
         <mc:AlternateContent>
           <mc:Choice Requires="wps">
             <w:drawing>
-              <wp:anchor distT="0" distB="0" distL="114300" distR="114300" simplePos="0" relativeHeight="251659264" behindDoc="0" locked="0" layoutInCell="1" allowOverlap="1" wp14:anchorId="0916D63C" wp14:editId="043BCED3">
+              <wp:anchor distT="0" distB="0" distL="114300" distR="114300" simplePos="0" relativeHeight="251671552" behindDoc="0" locked="0" layoutInCell="1" allowOverlap="1" wp14:anchorId="3A0689B6" wp14:editId="27DDE542">
                 <wp:simplePos x="0" y="0"/>
                 <wp:positionH relativeFrom="column">
                   <wp:posOffset>4990111</wp:posOffset>
@@ -695,19 +657,16 @@
           </mc:Choice>
           <mc:Fallback>
             <w:pict>
-              <v:shape w14:anchorId="3FA98E49" id="Connector: Elbow 13" o:spid="_x0000_s1026" type="#_x0000_t34" style="position:absolute;margin-left:392.9pt;margin-top:11.8pt;width:146.6pt;height:85.1pt;flip:x;z-index:251659264;visibility:visible;mso-wrap-style:square;mso-width-percent:0;mso-height-percent:0;mso-wrap-distance-left:9pt;mso-wrap-distance-top:0;mso-wrap-distance-right:9pt;mso-wrap-distance-bottom:0;mso-position-horizontal:absolute;mso-position-horizontal-relative:text;mso-position-vertical:absolute;mso-position-vertical-relative:text;mso-width-percent:0;mso-height-percent:0;mso-width-relative:margin;mso-height-relative:margin" o:gfxdata="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" adj="-15383" strokecolor="#a02b93 [3208]" strokeweight="3pt"/>
+              <v:shape w14:anchorId="34BA22B4" id="Connector: Elbow 13" o:spid="_x0000_s1026" type="#_x0000_t34" style="position:absolute;margin-left:392.9pt;margin-top:11.8pt;width:146.6pt;height:85.1pt;flip:x;z-index:251671552;visibility:visible;mso-wrap-style:square;mso-width-percent:0;mso-height-percent:0;mso-wrap-distance-left:9pt;mso-wrap-distance-top:0;mso-wrap-distance-right:9pt;mso-wrap-distance-bottom:0;mso-position-horizontal:absolute;mso-position-horizontal-relative:text;mso-position-vertical:absolute;mso-position-vertical-relative:text;mso-width-percent:0;mso-height-percent:0;mso-width-relative:margin;mso-height-relative:margin" o:gfxdata="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" adj="-15383" strokecolor="#a02b93 [3208]" strokeweight="3pt"/>
             </w:pict>
           </mc:Fallback>
         </mc:AlternateContent>
       </w:r>
       <w:r>
-        <w:rPr>
-          <w:noProof/>
-        </w:rPr>
         <mc:AlternateContent>
           <mc:Choice Requires="wps">
             <w:drawing>
-              <wp:anchor distT="0" distB="0" distL="114300" distR="114300" simplePos="0" relativeHeight="251666432" behindDoc="0" locked="0" layoutInCell="1" allowOverlap="1" wp14:anchorId="5A191C14" wp14:editId="6B9D4A90">
+              <wp:anchor distT="0" distB="0" distL="114300" distR="114300" simplePos="0" relativeHeight="251675648" behindDoc="0" locked="0" layoutInCell="1" allowOverlap="1" wp14:anchorId="06B0DC2A" wp14:editId="49FAD9CD">
                 <wp:simplePos x="0" y="0"/>
                 <wp:positionH relativeFrom="column">
                   <wp:posOffset>4773881</wp:posOffset>
@@ -765,19 +724,16 @@
           </mc:Choice>
           <mc:Fallback>
             <w:pict>
-              <v:shape w14:anchorId="5AD08776" id="Connector: Elbow 18" o:spid="_x0000_s1026" type="#_x0000_t34" style="position:absolute;margin-left:375.9pt;margin-top:113.7pt;width:43pt;height:64.5pt;flip:y;z-index:251666432;visibility:visible;mso-wrap-style:square;mso-width-percent:0;mso-height-percent:0;mso-wrap-distance-left:9pt;mso-wrap-distance-top:0;mso-wrap-distance-right:9pt;mso-wrap-distance-bottom:0;mso-position-horizontal:absolute;mso-position-horizontal-relative:text;mso-position-vertical:absolute;mso-position-vertical-relative:text;mso-width-percent:0;mso-height-percent:0;mso-width-relative:margin;mso-height-relative:margin" o:gfxdata="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" adj="-635" strokecolor="#4ea72e [3209]" strokeweight="3pt"/>
+              <v:shape w14:anchorId="4BB96D2B" id="Connector: Elbow 18" o:spid="_x0000_s1026" type="#_x0000_t34" style="position:absolute;margin-left:375.9pt;margin-top:113.7pt;width:43pt;height:64.5pt;flip:y;z-index:251675648;visibility:visible;mso-wrap-style:square;mso-width-percent:0;mso-height-percent:0;mso-wrap-distance-left:9pt;mso-wrap-distance-top:0;mso-wrap-distance-right:9pt;mso-wrap-distance-bottom:0;mso-position-horizontal:absolute;mso-position-horizontal-relative:text;mso-position-vertical:absolute;mso-position-vertical-relative:text;mso-width-percent:0;mso-height-percent:0;mso-width-relative:margin;mso-height-relative:margin" o:gfxdata="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" adj="-635" strokecolor="#4ea72e [3209]" strokeweight="3pt"/>
             </w:pict>
           </mc:Fallback>
         </mc:AlternateContent>
       </w:r>
       <w:r>
-        <w:rPr>
-          <w:noProof/>
-        </w:rPr>
         <mc:AlternateContent>
           <mc:Choice Requires="wps">
             <w:drawing>
-              <wp:anchor distT="0" distB="0" distL="114300" distR="114300" simplePos="0" relativeHeight="251667456" behindDoc="0" locked="0" layoutInCell="1" allowOverlap="1" wp14:anchorId="225D739C" wp14:editId="402A3AF0">
+              <wp:anchor distT="0" distB="0" distL="114300" distR="114300" simplePos="0" relativeHeight="251676672" behindDoc="0" locked="0" layoutInCell="1" allowOverlap="1" wp14:anchorId="37825D32" wp14:editId="1F3E2B32">
                 <wp:simplePos x="0" y="0"/>
                 <wp:positionH relativeFrom="column">
                   <wp:posOffset>4928260</wp:posOffset>
@@ -835,19 +791,16 @@
           </mc:Choice>
           <mc:Fallback>
             <w:pict>
-              <v:shape w14:anchorId="791A83A7" id="Connector: Elbow 21" o:spid="_x0000_s1026" type="#_x0000_t34" style="position:absolute;margin-left:388.05pt;margin-top:39.85pt;width:153.3pt;height:74.25pt;flip:y;z-index:251667456;visibility:visible;mso-wrap-style:square;mso-width-percent:0;mso-height-percent:0;mso-wrap-distance-left:9pt;mso-wrap-distance-top:0;mso-wrap-distance-right:9pt;mso-wrap-distance-bottom:0;mso-position-horizontal:absolute;mso-position-horizontal-relative:text;mso-position-vertical:absolute;mso-position-vertical-relative:text;mso-width-percent:0;mso-height-percent:0;mso-width-relative:margin;mso-height-relative:margin" o:gfxdata="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" adj="30205" strokecolor="#4ea72e [3209]" strokeweight="3pt"/>
+              <v:shape w14:anchorId="10B90FE0" id="Connector: Elbow 21" o:spid="_x0000_s1026" type="#_x0000_t34" style="position:absolute;margin-left:388.05pt;margin-top:39.85pt;width:153.3pt;height:74.25pt;flip:y;z-index:251676672;visibility:visible;mso-wrap-style:square;mso-width-percent:0;mso-height-percent:0;mso-wrap-distance-left:9pt;mso-wrap-distance-top:0;mso-wrap-distance-right:9pt;mso-wrap-distance-bottom:0;mso-position-horizontal:absolute;mso-position-horizontal-relative:text;mso-position-vertical:absolute;mso-position-vertical-relative:text;mso-width-percent:0;mso-height-percent:0;mso-width-relative:margin;mso-height-relative:margin" o:gfxdata="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" adj="30205" strokecolor="#4ea72e [3209]" strokeweight="3pt"/>
             </w:pict>
           </mc:Fallback>
         </mc:AlternateContent>
       </w:r>
       <w:r>
-        <w:rPr>
-          <w:noProof/>
-        </w:rPr>
         <mc:AlternateContent>
           <mc:Choice Requires="wps">
             <w:drawing>
-              <wp:anchor distT="0" distB="0" distL="114300" distR="114300" simplePos="0" relativeHeight="251671552" behindDoc="0" locked="0" layoutInCell="1" allowOverlap="1" wp14:anchorId="3AAD7AC8" wp14:editId="39EEB7E9">
+              <wp:anchor distT="0" distB="0" distL="114300" distR="114300" simplePos="0" relativeHeight="251677696" behindDoc="0" locked="0" layoutInCell="1" allowOverlap="1" wp14:anchorId="2F0BE373" wp14:editId="762174C9">
                 <wp:simplePos x="0" y="0"/>
                 <wp:positionH relativeFrom="column">
                   <wp:posOffset>6840187</wp:posOffset>
@@ -905,19 +858,16 @@
           </mc:Choice>
           <mc:Fallback>
             <w:pict>
-              <v:shape w14:anchorId="08DC1B9B" id="Connector: Elbow 22" o:spid="_x0000_s1026" type="#_x0000_t34" style="position:absolute;margin-left:538.6pt;margin-top:29.55pt;width:36.45pt;height:100.95pt;flip:x y;z-index:251671552;visibility:visible;mso-wrap-style:square;mso-width-percent:0;mso-height-percent:0;mso-wrap-distance-left:9pt;mso-wrap-distance-top:0;mso-wrap-distance-right:9pt;mso-wrap-distance-bottom:0;mso-position-horizontal:absolute;mso-position-horizontal-relative:text;mso-position-vertical:absolute;mso-position-vertical-relative:text;mso-width-percent:0;mso-height-percent:0;mso-width-relative:margin;mso-height-relative:margin" o:gfxdata="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" adj="-22675" strokecolor="#e97132 [3205]" strokeweight="3pt"/>
+              <v:shape w14:anchorId="42E53653" id="Connector: Elbow 22" o:spid="_x0000_s1026" type="#_x0000_t34" style="position:absolute;margin-left:538.6pt;margin-top:29.55pt;width:36.45pt;height:100.95pt;flip:x y;z-index:251677696;visibility:visible;mso-wrap-style:square;mso-width-percent:0;mso-height-percent:0;mso-wrap-distance-left:9pt;mso-wrap-distance-top:0;mso-wrap-distance-right:9pt;mso-wrap-distance-bottom:0;mso-position-horizontal:absolute;mso-position-horizontal-relative:text;mso-position-vertical:absolute;mso-position-vertical-relative:text;mso-width-percent:0;mso-height-percent:0;mso-width-relative:margin;mso-height-relative:margin" o:gfxdata="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" adj="-22675" strokecolor="#e97132 [3205]" strokeweight="3pt"/>
             </w:pict>
           </mc:Fallback>
         </mc:AlternateContent>
       </w:r>
       <w:r>
-        <w:rPr>
-          <w:noProof/>
-        </w:rPr>
         <mc:AlternateContent>
           <mc:Choice Requires="wps">
             <w:drawing>
-              <wp:anchor distT="0" distB="0" distL="114300" distR="114300" simplePos="0" relativeHeight="251672576" behindDoc="0" locked="0" layoutInCell="1" allowOverlap="1" wp14:anchorId="1BEDD044" wp14:editId="3BFBC5F5">
+              <wp:anchor distT="0" distB="0" distL="114300" distR="114300" simplePos="0" relativeHeight="251678720" behindDoc="0" locked="0" layoutInCell="1" allowOverlap="1" wp14:anchorId="7C8A4431" wp14:editId="5F6711B2">
                 <wp:simplePos x="0" y="0"/>
                 <wp:positionH relativeFrom="column">
                   <wp:posOffset>4990110</wp:posOffset>
@@ -975,19 +925,16 @@
           </mc:Choice>
           <mc:Fallback>
             <w:pict>
-              <v:shape w14:anchorId="3CE3B49D" id="Connector: Elbow 23" o:spid="_x0000_s1026" type="#_x0000_t34" style="position:absolute;margin-left:392.9pt;margin-top:130.5pt;width:185.9pt;height:51.25pt;flip:y;z-index:251672576;visibility:visible;mso-wrap-style:square;mso-width-percent:0;mso-height-percent:0;mso-wrap-distance-left:9pt;mso-wrap-distance-top:0;mso-wrap-distance-right:9pt;mso-wrap-distance-bottom:0;mso-position-horizontal:absolute;mso-position-horizontal-relative:text;mso-position-vertical:absolute;mso-position-vertical-relative:text;mso-width-percent:0;mso-height-percent:0;mso-width-relative:margin;mso-height-relative:margin" o:gfxdata="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" adj="-7" strokecolor="#e97132 [3205]" strokeweight="3pt"/>
+              <v:shape w14:anchorId="6DB0B731" id="Connector: Elbow 23" o:spid="_x0000_s1026" type="#_x0000_t34" style="position:absolute;margin-left:392.9pt;margin-top:130.5pt;width:185.9pt;height:51.25pt;flip:y;z-index:251678720;visibility:visible;mso-wrap-style:square;mso-width-percent:0;mso-height-percent:0;mso-wrap-distance-left:9pt;mso-wrap-distance-top:0;mso-wrap-distance-right:9pt;mso-wrap-distance-bottom:0;mso-position-horizontal:absolute;mso-position-horizontal-relative:text;mso-position-vertical:absolute;mso-position-vertical-relative:text;mso-width-percent:0;mso-height-percent:0;mso-width-relative:margin;mso-height-relative:margin" o:gfxdata="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" adj="-7" strokecolor="#e97132 [3205]" strokeweight="3pt"/>
             </w:pict>
           </mc:Fallback>
         </mc:AlternateContent>
       </w:r>
       <w:r>
-        <w:rPr>
-          <w:noProof/>
-        </w:rPr>
         <mc:AlternateContent>
           <mc:Choice Requires="wps">
             <w:drawing>
-              <wp:anchor distT="0" distB="0" distL="114300" distR="114300" simplePos="0" relativeHeight="251679744" behindDoc="0" locked="0" layoutInCell="1" allowOverlap="1" wp14:anchorId="4189BC17" wp14:editId="504D1971">
+              <wp:anchor distT="0" distB="0" distL="114300" distR="114300" simplePos="0" relativeHeight="251679744" behindDoc="0" locked="0" layoutInCell="1" allowOverlap="1" wp14:anchorId="101ECA49" wp14:editId="08430639">
                 <wp:simplePos x="0" y="0"/>
                 <wp:positionH relativeFrom="column">
                   <wp:posOffset>5177641</wp:posOffset>
@@ -1051,19 +998,16 @@
           </mc:Choice>
           <mc:Fallback>
             <w:pict>
-              <v:shape w14:anchorId="2FD04DBD" id="Connector: Elbow 24" o:spid="_x0000_s1026" type="#_x0000_t34" style="position:absolute;margin-left:407.7pt;margin-top:145.85pt;width:14.05pt;height:33.65pt;flip:y;z-index:251679744;visibility:visible;mso-wrap-style:square;mso-width-percent:0;mso-height-percent:0;mso-wrap-distance-left:9pt;mso-wrap-distance-top:0;mso-wrap-distance-right:9pt;mso-wrap-distance-bottom:0;mso-position-horizontal:absolute;mso-position-horizontal-relative:text;mso-position-vertical:absolute;mso-position-vertical-relative:text;mso-width-percent:0;mso-height-percent:0;mso-width-relative:margin;mso-height-relative:margin" o:gfxdata="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" adj="1747" strokecolor="#7f7f7f [1612]" strokeweight="3pt"/>
+              <v:shape w14:anchorId="19F571D1" id="Connector: Elbow 24" o:spid="_x0000_s1026" type="#_x0000_t34" style="position:absolute;margin-left:407.7pt;margin-top:145.85pt;width:14.05pt;height:33.65pt;flip:y;z-index:251679744;visibility:visible;mso-wrap-style:square;mso-width-percent:0;mso-height-percent:0;mso-wrap-distance-left:9pt;mso-wrap-distance-top:0;mso-wrap-distance-right:9pt;mso-wrap-distance-bottom:0;mso-position-horizontal:absolute;mso-position-horizontal-relative:text;mso-position-vertical:absolute;mso-position-vertical-relative:text;mso-width-percent:0;mso-height-percent:0;mso-width-relative:margin;mso-height-relative:margin" o:gfxdata="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" adj="1747" strokecolor="#7f7f7f [1612]" strokeweight="3pt"/>
             </w:pict>
           </mc:Fallback>
         </mc:AlternateContent>
       </w:r>
       <w:r>
-        <w:rPr>
-          <w:noProof/>
-        </w:rPr>
         <mc:AlternateContent>
           <mc:Choice Requires="wps">
             <w:drawing>
-              <wp:anchor distT="0" distB="0" distL="114300" distR="114300" simplePos="0" relativeHeight="251680768" behindDoc="0" locked="0" layoutInCell="1" allowOverlap="1" wp14:anchorId="4174C551" wp14:editId="00188A08">
+              <wp:anchor distT="0" distB="0" distL="114300" distR="114300" simplePos="0" relativeHeight="251680768" behindDoc="0" locked="0" layoutInCell="1" allowOverlap="1" wp14:anchorId="0E5278ED" wp14:editId="0CF5C2C4">
                 <wp:simplePos x="0" y="0"/>
                 <wp:positionH relativeFrom="column">
                   <wp:posOffset>5213267</wp:posOffset>
@@ -1127,17 +1071,14 @@
           </mc:Choice>
           <mc:Fallback>
             <w:pict>
-              <v:shape w14:anchorId="0DA6B797" id="Connector: Elbow 25" o:spid="_x0000_s1026" type="#_x0000_t34" style="position:absolute;margin-left:410.5pt;margin-top:20.2pt;width:126.2pt;height:125.65pt;flip:x;z-index:251680768;visibility:visible;mso-wrap-style:square;mso-width-percent:0;mso-height-percent:0;mso-wrap-distance-left:9pt;mso-wrap-distance-top:0;mso-wrap-distance-right:9pt;mso-wrap-distance-bottom:0;mso-position-horizontal:absolute;mso-position-horizontal-relative:text;mso-position-vertical:absolute;mso-position-vertical-relative:text;mso-width-percent:0;mso-height-percent:0;mso-width-relative:margin;mso-height-relative:margin" o:gfxdata="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" adj="-15727" strokecolor="#7f7f7f [1612]" strokeweight="3pt"/>
+              <v:shape w14:anchorId="019340F0" id="Connector: Elbow 25" o:spid="_x0000_s1026" type="#_x0000_t34" style="position:absolute;margin-left:410.5pt;margin-top:20.2pt;width:126.2pt;height:125.65pt;flip:x;z-index:251680768;visibility:visible;mso-wrap-style:square;mso-width-percent:0;mso-height-percent:0;mso-wrap-distance-left:9pt;mso-wrap-distance-top:0;mso-wrap-distance-right:9pt;mso-wrap-distance-bottom:0;mso-position-horizontal:absolute;mso-position-horizontal-relative:text;mso-position-vertical:absolute;mso-position-vertical-relative:text;mso-width-percent:0;mso-height-percent:0;mso-width-relative:margin;mso-height-relative:margin" o:gfxdata="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" adj="-15727" strokecolor="#7f7f7f [1612]" strokeweight="3pt"/>
             </w:pict>
           </mc:Fallback>
         </mc:AlternateContent>
       </w:r>
       <w:r>
-        <w:rPr>
-          <w:noProof/>
-        </w:rPr>
         <w:drawing>
-          <wp:anchor distT="0" distB="0" distL="114300" distR="114300" simplePos="0" relativeHeight="251641856" behindDoc="1" locked="0" layoutInCell="1" allowOverlap="1" wp14:anchorId="6F50BE98" wp14:editId="4DF094A6">
+          <wp:anchor distT="0" distB="0" distL="114300" distR="114300" simplePos="0" relativeHeight="251662336" behindDoc="1" locked="0" layoutInCell="1" allowOverlap="1" wp14:anchorId="4B3D8230" wp14:editId="11B852FE">
             <wp:simplePos x="0" y="0"/>
             <wp:positionH relativeFrom="margin">
               <wp:posOffset>4693755</wp:posOffset>
@@ -1200,13 +1141,10 @@
         </w:drawing>
       </w:r>
       <w:r>
-        <w:rPr>
-          <w:noProof/>
-        </w:rPr>
         <mc:AlternateContent>
           <mc:Choice Requires="wps">
             <w:drawing>
-              <wp:anchor distT="0" distB="0" distL="114300" distR="114300" simplePos="0" relativeHeight="251645952" behindDoc="0" locked="0" layoutInCell="1" allowOverlap="1" wp14:anchorId="291FE04C" wp14:editId="07F3B09F">
+              <wp:anchor distT="0" distB="0" distL="114300" distR="114300" simplePos="0" relativeHeight="251666432" behindDoc="0" locked="0" layoutInCell="1" allowOverlap="1" wp14:anchorId="67548ECC" wp14:editId="31F70E9D">
                 <wp:simplePos x="0" y="0"/>
                 <wp:positionH relativeFrom="column">
                   <wp:posOffset>653695</wp:posOffset>
@@ -1268,19 +1206,16 @@
           </mc:Choice>
           <mc:Fallback>
             <w:pict>
-              <v:shape w14:anchorId="60D4B148" id="Connector: Elbow 6" o:spid="_x0000_s1026" type="#_x0000_t34" style="position:absolute;margin-left:51.45pt;margin-top:46.75pt;width:3.6pt;height:84.1pt;flip:x;z-index:251645952;visibility:visible;mso-wrap-style:square;mso-width-percent:0;mso-height-percent:0;mso-wrap-distance-left:9pt;mso-wrap-distance-top:0;mso-wrap-distance-right:9pt;mso-wrap-distance-bottom:0;mso-position-horizontal:absolute;mso-position-horizontal-relative:text;mso-position-vertical:absolute;mso-position-vertical-relative:text;mso-width-percent:0;mso-height-percent:0;mso-width-relative:margin;mso-height-relative:margin" o:gfxdata="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" adj="152399" strokecolor="red" strokeweight="3pt"/>
+              <v:shape w14:anchorId="63519911" id="Connector: Elbow 6" o:spid="_x0000_s1026" type="#_x0000_t34" style="position:absolute;margin-left:51.45pt;margin-top:46.75pt;width:3.6pt;height:84.1pt;flip:x;z-index:251666432;visibility:visible;mso-wrap-style:square;mso-width-percent:0;mso-height-percent:0;mso-wrap-distance-left:9pt;mso-wrap-distance-top:0;mso-wrap-distance-right:9pt;mso-wrap-distance-bottom:0;mso-position-horizontal:absolute;mso-position-horizontal-relative:text;mso-position-vertical:absolute;mso-position-vertical-relative:text;mso-width-percent:0;mso-height-percent:0;mso-width-relative:margin;mso-height-relative:margin" o:gfxdata="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" adj="152399" strokecolor="red" strokeweight="3pt"/>
             </w:pict>
           </mc:Fallback>
         </mc:AlternateContent>
       </w:r>
       <w:r>
-        <w:rPr>
-          <w:noProof/>
-        </w:rPr>
         <mc:AlternateContent>
           <mc:Choice Requires="wps">
             <w:drawing>
-              <wp:anchor distT="0" distB="0" distL="114300" distR="114300" simplePos="0" relativeHeight="251644928" behindDoc="0" locked="0" layoutInCell="1" allowOverlap="1" wp14:anchorId="52E1D3BC" wp14:editId="22A3FB7D">
+              <wp:anchor distT="0" distB="0" distL="114300" distR="114300" simplePos="0" relativeHeight="251665408" behindDoc="0" locked="0" layoutInCell="1" allowOverlap="1" wp14:anchorId="6DF86317" wp14:editId="6CFE6330">
                 <wp:simplePos x="0" y="0"/>
                 <wp:positionH relativeFrom="column">
                   <wp:posOffset>635140</wp:posOffset>
@@ -1344,19 +1279,16 @@
           </mc:Choice>
           <mc:Fallback>
             <w:pict>
-              <v:shape w14:anchorId="7EEAC057" id="Connector: Elbow 5" o:spid="_x0000_s1026" type="#_x0000_t34" style="position:absolute;margin-left:50pt;margin-top:36.45pt;width:4.2pt;height:116.8pt;flip:x;z-index:251644928;visibility:visible;mso-wrap-style:square;mso-width-percent:0;mso-height-percent:0;mso-wrap-distance-left:9pt;mso-wrap-distance-top:0;mso-wrap-distance-right:9pt;mso-wrap-distance-bottom:0;mso-position-horizontal:absolute;mso-position-horizontal-relative:text;mso-position-vertical:absolute;mso-position-vertical-relative:text;mso-width-percent:0;mso-height-percent:0;mso-width-relative:margin;mso-height-relative:margin" o:gfxdata="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" adj="174008" strokecolor="#bfbfbf [2412]" strokeweight="3pt"/>
+              <v:shape w14:anchorId="1583A535" id="Connector: Elbow 5" o:spid="_x0000_s1026" type="#_x0000_t34" style="position:absolute;margin-left:50pt;margin-top:36.45pt;width:4.2pt;height:116.8pt;flip:x;z-index:251665408;visibility:visible;mso-wrap-style:square;mso-width-percent:0;mso-height-percent:0;mso-wrap-distance-left:9pt;mso-wrap-distance-top:0;mso-wrap-distance-right:9pt;mso-wrap-distance-bottom:0;mso-position-horizontal:absolute;mso-position-horizontal-relative:text;mso-position-vertical:absolute;mso-position-vertical-relative:text;mso-width-percent:0;mso-height-percent:0;mso-width-relative:margin;mso-height-relative:margin" o:gfxdata="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" adj="174008" strokecolor="#bfbfbf [2412]" strokeweight="3pt"/>
             </w:pict>
           </mc:Fallback>
         </mc:AlternateContent>
       </w:r>
       <w:r>
-        <w:rPr>
-          <w:noProof/>
-        </w:rPr>
         <mc:AlternateContent>
           <mc:Choice Requires="wps">
             <w:drawing>
-              <wp:anchor distT="0" distB="0" distL="114300" distR="114300" simplePos="0" relativeHeight="251643904" behindDoc="0" locked="0" layoutInCell="1" allowOverlap="1" wp14:anchorId="19BACD2E" wp14:editId="795A921A">
+              <wp:anchor distT="0" distB="0" distL="114300" distR="114300" simplePos="0" relativeHeight="251664384" behindDoc="0" locked="0" layoutInCell="1" allowOverlap="1" wp14:anchorId="76300FC3" wp14:editId="2CD99843">
                 <wp:simplePos x="0" y="0"/>
                 <wp:positionH relativeFrom="column">
                   <wp:posOffset>632914</wp:posOffset>
@@ -1414,19 +1346,16 @@
           </mc:Choice>
           <mc:Fallback>
             <w:pict>
-              <v:shape w14:anchorId="32153D15" id="Connector: Elbow 4" o:spid="_x0000_s1026" type="#_x0000_t34" style="position:absolute;margin-left:49.85pt;margin-top:25.25pt;width:3.6pt;height:116.85pt;flip:x;z-index:251643904;visibility:visible;mso-wrap-style:square;mso-width-percent:0;mso-height-percent:0;mso-wrap-distance-left:9pt;mso-wrap-distance-top:0;mso-wrap-distance-right:9pt;mso-wrap-distance-bottom:0;mso-position-horizontal:absolute;mso-position-horizontal-relative:text;mso-position-vertical:absolute;mso-position-vertical-relative:text;mso-width-percent:0;mso-height-percent:0;mso-width-relative:margin;mso-height-relative:margin" o:gfxdata="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" adj="274899" strokecolor="black [3200]" strokeweight="3pt"/>
+              <v:shape w14:anchorId="08DF38AA" id="Connector: Elbow 4" o:spid="_x0000_s1026" type="#_x0000_t34" style="position:absolute;margin-left:49.85pt;margin-top:25.25pt;width:3.6pt;height:116.85pt;flip:x;z-index:251664384;visibility:visible;mso-wrap-style:square;mso-width-percent:0;mso-height-percent:0;mso-wrap-distance-left:9pt;mso-wrap-distance-top:0;mso-wrap-distance-right:9pt;mso-wrap-distance-bottom:0;mso-position-horizontal:absolute;mso-position-horizontal-relative:text;mso-position-vertical:absolute;mso-position-vertical-relative:text;mso-width-percent:0;mso-height-percent:0;mso-width-relative:margin;mso-height-relative:margin" o:gfxdata="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" adj="274899" strokecolor="black [3200]" strokeweight="3pt"/>
             </w:pict>
           </mc:Fallback>
         </mc:AlternateContent>
       </w:r>
       <w:r>
-        <w:rPr>
-          <w:noProof/>
-        </w:rPr>
         <mc:AlternateContent>
           <mc:Choice Requires="wps">
             <w:drawing>
-              <wp:anchor distT="0" distB="0" distL="114300" distR="114300" simplePos="0" relativeHeight="251642880" behindDoc="0" locked="0" layoutInCell="1" allowOverlap="1" wp14:anchorId="2CF9E80F" wp14:editId="04F65654">
+              <wp:anchor distT="0" distB="0" distL="114300" distR="114300" simplePos="0" relativeHeight="251663360" behindDoc="0" locked="0" layoutInCell="1" allowOverlap="1" wp14:anchorId="32B315E3" wp14:editId="1B5B6D40">
                 <wp:simplePos x="0" y="0"/>
                 <wp:positionH relativeFrom="column">
                   <wp:posOffset>599565</wp:posOffset>
@@ -1484,17 +1413,14 @@
           </mc:Choice>
           <mc:Fallback>
             <w:pict>
-              <v:shape w14:anchorId="291FD7FA" id="Connector: Elbow 3" o:spid="_x0000_s1026" type="#_x0000_t34" style="position:absolute;margin-left:47.2pt;margin-top:14.95pt;width:3.6pt;height:151pt;z-index:251642880;visibility:visible;mso-wrap-style:square;mso-width-percent:0;mso-height-percent:0;mso-wrap-distance-left:9pt;mso-wrap-distance-top:0;mso-wrap-distance-right:9pt;mso-wrap-distance-bottom:0;mso-position-horizontal:absolute;mso-position-horizontal-relative:text;mso-position-vertical:absolute;mso-position-vertical-relative:text;mso-width-percent:0;mso-height-percent:0;mso-width-relative:margin;mso-height-relative:margin" o:gfxdata="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" adj="-303553" strokecolor="#4ea72e [3209]" strokeweight="3pt"/>
+              <v:shape w14:anchorId="20B3DC99" id="Connector: Elbow 3" o:spid="_x0000_s1026" type="#_x0000_t34" style="position:absolute;margin-left:47.2pt;margin-top:14.95pt;width:3.6pt;height:151pt;z-index:251663360;visibility:visible;mso-wrap-style:square;mso-width-percent:0;mso-height-percent:0;mso-wrap-distance-left:9pt;mso-wrap-distance-top:0;mso-wrap-distance-right:9pt;mso-wrap-distance-bottom:0;mso-position-horizontal:absolute;mso-position-horizontal-relative:text;mso-position-vertical:absolute;mso-position-vertical-relative:text;mso-width-percent:0;mso-height-percent:0;mso-width-relative:margin;mso-height-relative:margin" o:gfxdata="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" adj="-303553" strokecolor="#4ea72e [3209]" strokeweight="3pt"/>
             </w:pict>
           </mc:Fallback>
         </mc:AlternateContent>
       </w:r>
       <w:r>
-        <w:rPr>
-          <w:noProof/>
-        </w:rPr>
         <w:drawing>
-          <wp:anchor distT="0" distB="0" distL="114300" distR="114300" simplePos="0" relativeHeight="251638784" behindDoc="1" locked="0" layoutInCell="1" allowOverlap="1" wp14:anchorId="7A6BA9BC" wp14:editId="5EEF285E">
+          <wp:anchor distT="0" distB="0" distL="114300" distR="114300" simplePos="0" relativeHeight="251659264" behindDoc="1" locked="0" layoutInCell="1" allowOverlap="1" wp14:anchorId="1D7AE42E" wp14:editId="0E906778">
             <wp:simplePos x="0" y="0"/>
             <wp:positionH relativeFrom="column">
               <wp:posOffset>641952</wp:posOffset>
@@ -1544,13 +1470,10 @@
         </w:drawing>
       </w:r>
       <w:r>
-        <w:rPr>
-          <w:noProof/>
-        </w:rPr>
         <mc:AlternateContent>
           <mc:Choice Requires="wps">
             <w:drawing>
-              <wp:anchor distT="0" distB="0" distL="114300" distR="114300" simplePos="0" relativeHeight="251646976" behindDoc="0" locked="0" layoutInCell="1" allowOverlap="1" wp14:anchorId="617DD873" wp14:editId="2ACB7ECF">
+              <wp:anchor distT="0" distB="0" distL="114300" distR="114300" simplePos="0" relativeHeight="251667456" behindDoc="0" locked="0" layoutInCell="1" allowOverlap="1" wp14:anchorId="54DE2742" wp14:editId="6994DF73">
                 <wp:simplePos x="0" y="0"/>
                 <wp:positionH relativeFrom="column">
                   <wp:posOffset>1888177</wp:posOffset>
@@ -1608,19 +1531,16 @@
           </mc:Choice>
           <mc:Fallback>
             <w:pict>
-              <v:shape w14:anchorId="3A83DCCE" id="Connector: Elbow 7" o:spid="_x0000_s1026" type="#_x0000_t34" style="position:absolute;margin-left:148.7pt;margin-top:143.05pt;width:195.45pt;height:38.3pt;z-index:251646976;visibility:visible;mso-wrap-style:square;mso-width-percent:0;mso-height-percent:0;mso-wrap-distance-left:9pt;mso-wrap-distance-top:0;mso-wrap-distance-right:9pt;mso-wrap-distance-bottom:0;mso-position-horizontal:absolute;mso-position-horizontal-relative:text;mso-position-vertical:absolute;mso-position-vertical-relative:text;mso-width-percent:0;mso-height-percent:0;mso-width-relative:margin;mso-height-relative:margin" o:gfxdata="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" adj="21598" strokecolor="black [3200]" strokeweight="3pt"/>
+              <v:shape w14:anchorId="66240901" id="Connector: Elbow 7" o:spid="_x0000_s1026" type="#_x0000_t34" style="position:absolute;margin-left:148.7pt;margin-top:143.05pt;width:195.45pt;height:38.3pt;z-index:251667456;visibility:visible;mso-wrap-style:square;mso-width-percent:0;mso-height-percent:0;mso-wrap-distance-left:9pt;mso-wrap-distance-top:0;mso-wrap-distance-right:9pt;mso-wrap-distance-bottom:0;mso-position-horizontal:absolute;mso-position-horizontal-relative:text;mso-position-vertical:absolute;mso-position-vertical-relative:text;mso-width-percent:0;mso-height-percent:0;mso-width-relative:margin;mso-height-relative:margin" o:gfxdata="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" adj="21598" strokecolor="black [3200]" strokeweight="3pt"/>
             </w:pict>
           </mc:Fallback>
         </mc:AlternateContent>
       </w:r>
       <w:r>
-        <w:rPr>
-          <w:noProof/>
-        </w:rPr>
         <mc:AlternateContent>
           <mc:Choice Requires="wps">
             <w:drawing>
-              <wp:anchor distT="0" distB="0" distL="114300" distR="114300" simplePos="0" relativeHeight="251649024" behindDoc="0" locked="0" layoutInCell="1" allowOverlap="1" wp14:anchorId="332C8D98" wp14:editId="4FE7FBBA">
+              <wp:anchor distT="0" distB="0" distL="114300" distR="114300" simplePos="0" relativeHeight="251669504" behindDoc="0" locked="0" layoutInCell="1" allowOverlap="1" wp14:anchorId="0F4D1BC4" wp14:editId="1C2EF1A4">
                 <wp:simplePos x="0" y="0"/>
                 <wp:positionH relativeFrom="column">
                   <wp:posOffset>1900052</wp:posOffset>
@@ -1682,19 +1602,16 @@
           </mc:Choice>
           <mc:Fallback>
             <w:pict>
-              <v:shape w14:anchorId="1BCEF293" id="Connector: Elbow 9" o:spid="_x0000_s1026" type="#_x0000_t34" style="position:absolute;margin-left:149.6pt;margin-top:165.5pt;width:177.65pt;height:15.9pt;z-index:251649024;visibility:visible;mso-wrap-style:square;mso-width-percent:0;mso-height-percent:0;mso-wrap-distance-left:9pt;mso-wrap-distance-top:0;mso-wrap-distance-right:9pt;mso-wrap-distance-bottom:0;mso-position-horizontal:absolute;mso-position-horizontal-relative:text;mso-position-vertical:absolute;mso-position-vertical-relative:text;mso-width-percent:0;mso-height-percent:0;mso-width-relative:margin;mso-height-relative:margin" o:gfxdata="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" adj="21644" strokecolor="#ffc000" strokeweight="3pt"/>
+              <v:shape w14:anchorId="440004F0" id="Connector: Elbow 9" o:spid="_x0000_s1026" type="#_x0000_t34" style="position:absolute;margin-left:149.6pt;margin-top:165.5pt;width:177.65pt;height:15.9pt;z-index:251669504;visibility:visible;mso-wrap-style:square;mso-width-percent:0;mso-height-percent:0;mso-wrap-distance-left:9pt;mso-wrap-distance-top:0;mso-wrap-distance-right:9pt;mso-wrap-distance-bottom:0;mso-position-horizontal:absolute;mso-position-horizontal-relative:text;mso-position-vertical:absolute;mso-position-vertical-relative:text;mso-width-percent:0;mso-height-percent:0;mso-width-relative:margin;mso-height-relative:margin" o:gfxdata="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" adj="21644" strokecolor="#ffc000" strokeweight="3pt"/>
             </w:pict>
           </mc:Fallback>
         </mc:AlternateContent>
       </w:r>
       <w:r>
-        <w:rPr>
-          <w:noProof/>
-        </w:rPr>
         <mc:AlternateContent>
           <mc:Choice Requires="wps">
             <w:drawing>
-              <wp:anchor distT="0" distB="0" distL="114300" distR="114300" simplePos="0" relativeHeight="251648000" behindDoc="0" locked="0" layoutInCell="1" allowOverlap="1" wp14:anchorId="6A55B82F" wp14:editId="5BCC83C5">
+              <wp:anchor distT="0" distB="0" distL="114300" distR="114300" simplePos="0" relativeHeight="251668480" behindDoc="0" locked="0" layoutInCell="1" allowOverlap="1" wp14:anchorId="4FF8E656" wp14:editId="1AA94F34">
                 <wp:simplePos x="0" y="0"/>
                 <wp:positionH relativeFrom="column">
                   <wp:posOffset>1900052</wp:posOffset>
@@ -1752,19 +1669,16 @@
           </mc:Choice>
           <mc:Fallback>
             <w:pict>
-              <v:shape w14:anchorId="651A8C6C" id="Connector: Elbow 8" o:spid="_x0000_s1026" type="#_x0000_t34" style="position:absolute;margin-left:149.6pt;margin-top:155.2pt;width:160.85pt;height:23.4pt;z-index:251648000;visibility:visible;mso-wrap-style:square;mso-width-percent:0;mso-height-percent:0;mso-wrap-distance-left:9pt;mso-wrap-distance-top:0;mso-wrap-distance-right:9pt;mso-wrap-distance-bottom:0;mso-position-horizontal:absolute;mso-position-horizontal-relative:text;mso-position-vertical:absolute;mso-position-vertical-relative:text;mso-width-percent:0;mso-height-percent:0;mso-width-relative:margin;mso-height-relative:margin" o:gfxdata="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" adj="21781" strokecolor="#0f9ed5 [3207]" strokeweight="3pt"/>
+              <v:shape w14:anchorId="7C7AFAF1" id="Connector: Elbow 8" o:spid="_x0000_s1026" type="#_x0000_t34" style="position:absolute;margin-left:149.6pt;margin-top:155.2pt;width:160.85pt;height:23.4pt;z-index:251668480;visibility:visible;mso-wrap-style:square;mso-width-percent:0;mso-height-percent:0;mso-wrap-distance-left:9pt;mso-wrap-distance-top:0;mso-wrap-distance-right:9pt;mso-wrap-distance-bottom:0;mso-position-horizontal:absolute;mso-position-horizontal-relative:text;mso-position-vertical:absolute;mso-position-vertical-relative:text;mso-width-percent:0;mso-height-percent:0;mso-width-relative:margin;mso-height-relative:margin" o:gfxdata="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" adj="21781" strokecolor="#0f9ed5 [3207]" strokeweight="3pt"/>
             </w:pict>
           </mc:Fallback>
         </mc:AlternateContent>
       </w:r>
       <w:r>
-        <w:rPr>
-          <w:noProof/>
-        </w:rPr>
         <mc:AlternateContent>
           <mc:Choice Requires="wpg">
             <w:drawing>
-              <wp:anchor distT="0" distB="0" distL="114300" distR="114300" simplePos="0" relativeHeight="251652096" behindDoc="0" locked="0" layoutInCell="1" allowOverlap="1" wp14:anchorId="01E66BA5" wp14:editId="38B8E6BA">
+              <wp:anchor distT="0" distB="0" distL="114300" distR="114300" simplePos="0" relativeHeight="251670528" behindDoc="0" locked="0" layoutInCell="1" allowOverlap="1" wp14:anchorId="6C504F2F" wp14:editId="5FFAC159">
                 <wp:simplePos x="0" y="0"/>
                 <wp:positionH relativeFrom="column">
                   <wp:posOffset>1888177</wp:posOffset>
@@ -1868,7 +1782,7 @@
           </mc:Choice>
           <mc:Fallback>
             <w:pict>
-              <v:group w14:anchorId="0152F12C" id="Group 12" o:spid="_x0000_s1026" style="position:absolute;margin-left:148.7pt;margin-top:178.6pt;width:405.8pt;height:146.8pt;z-index:251652096;mso-width-relative:margin" coordsize="51538,18644" o:gfxdata="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">
+              <v:group w14:anchorId="0F6D0091" id="Group 12" o:spid="_x0000_s1026" style="position:absolute;margin-left:148.7pt;margin-top:178.6pt;width:405.8pt;height:146.8pt;z-index:251670528;mso-width-relative:margin" coordsize="51538,18644" o:gfxdata="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">
                 <v:shape id="Connector: Elbow 10" o:spid="_x0000_s1027" type="#_x0000_t34" style="position:absolute;width:51538;height:18644;visibility:visible;mso-wrap-style:square" o:connectortype="elbow" o:gfxdata="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" adj="7216" strokecolor="red" strokeweight="3pt"/>
                 <v:line id="Straight Connector 11" o:spid="_x0000_s1028" style="position:absolute;visibility:visible;mso-wrap-style:square" from="51538,15319" to="51538,18524" o:connectortype="straight" o:gfxdata="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" strokecolor="red" strokeweight="3pt">
                   <v:stroke joinstyle="miter"/>
@@ -1879,11 +1793,8 @@
         </mc:AlternateContent>
       </w:r>
       <w:r>
-        <w:rPr>
-          <w:noProof/>
-        </w:rPr>
         <w:drawing>
-          <wp:anchor distT="0" distB="0" distL="114300" distR="114300" simplePos="0" relativeHeight="251639808" behindDoc="1" locked="0" layoutInCell="1" allowOverlap="1" wp14:anchorId="3C8C76B2" wp14:editId="17EC87CD">
+          <wp:anchor distT="0" distB="0" distL="114300" distR="114300" simplePos="0" relativeHeight="251660288" behindDoc="1" locked="0" layoutInCell="1" allowOverlap="1" wp14:anchorId="31D8562A" wp14:editId="536E5323">
             <wp:simplePos x="0" y="0"/>
             <wp:positionH relativeFrom="margin">
               <wp:align>right</wp:align>
@@ -1946,11 +1857,8 @@
         </w:drawing>
       </w:r>
       <w:r>
-        <w:rPr>
-          <w:noProof/>
-        </w:rPr>
         <w:drawing>
-          <wp:anchor distT="0" distB="0" distL="114300" distR="114300" simplePos="0" relativeHeight="251640832" behindDoc="1" locked="0" layoutInCell="1" allowOverlap="1" wp14:anchorId="71C212CB" wp14:editId="68227B4B">
+          <wp:anchor distT="0" distB="0" distL="114300" distR="114300" simplePos="0" relativeHeight="251661312" behindDoc="1" locked="0" layoutInCell="1" allowOverlap="1" wp14:anchorId="4A78434D" wp14:editId="02BAB5CC">
             <wp:simplePos x="0" y="0"/>
             <wp:positionH relativeFrom="column">
               <wp:posOffset>582163</wp:posOffset>
@@ -2006,6 +1914,7 @@
         </w:drawing>
       </w:r>
     </w:p>
+    <w:p/>
     <w:sectPr>
       <w:pgSz w:w="15840" w:h="12240" w:orient="landscape"/>
       <w:pgMar w:top="1440" w:right="1440" w:bottom="1440" w:left="1440" w:header="720" w:footer="720" w:gutter="0"/>
@@ -2619,7 +2528,6 @@
   <w:style w:type="character" w:default="1" w:styleId="DefaultParagraphFont">
     <w:name w:val="Default Paragraph Font"/>
     <w:uiPriority w:val="1"/>
-    <w:semiHidden/>
     <w:unhideWhenUsed/>
   </w:style>
   <w:style w:type="table" w:default="1" w:styleId="TableNormal">
